--- a/zht/docx/027.content.docx
+++ b/zht/docx/027.content.docx
@@ -19,7 +19,7 @@
         <w:rPr>
           <w:lang w:val="zh_TW" w:bidi="zh_TW"/>
         </w:rPr>
-        <w:t>Resource: Tyndale Open Study Notes</w:t>
+        <w:t>Resource: Aquifer Open Study Notes (Profiles)</w:t>
       </w:r>
       <w:r>
         <w:rPr>
@@ -112,7 +112,7 @@
         <w:rPr>
           <w:lang w:val="zh_TW" w:bidi="zh_TW"/>
         </w:rPr>
-        <w:t>Tyndale Open Study Notes</w:t>
+        <w:t>Aquifer Open Study Notes (Profiles)</w:t>
       </w:r>
     </w:p>
     <w:p>

--- a/zht/docx/027.content.docx
+++ b/zht/docx/027.content.docx
@@ -261,72 +261,48 @@
         </w:rPr>
         <w:t>公元前605年於迦基米施獲勝後，尼布甲尼撒征服了敘利亞和附近地區，包括猶大。同年，他首次圍攻耶路撒冷（</w:t>
       </w:r>
-      <w:hyperlink r:id="rId13">
-        <w:r>
-          <w:rPr>
-            <w:lang w:val="zh_TW" w:bidi="zh_TW"/>
-          </w:rPr>
-          <w:rPr>
-            <w:color w:val="0000EE"/>
-            <w:u w:val="single"/>
-          </w:rPr>
-          <w:t>王下24:1</w:t>
-        </w:r>
-      </w:hyperlink>
+      <w:r>
+        <w:rPr>
+          <w:lang w:val="zh_TW" w:bidi="zh_TW"/>
+        </w:rPr>
+        <w:t>王下24:1</w:t>
+      </w:r>
       <w:r>
         <w:rPr>
           <w:lang w:val="zh_TW" w:bidi="zh_TW"/>
         </w:rPr>
         <w:t>；</w:t>
       </w:r>
-      <w:hyperlink r:id="rId14">
-        <w:r>
-          <w:rPr>
-            <w:lang w:val="zh_TW" w:bidi="zh_TW"/>
-          </w:rPr>
-          <w:rPr>
-            <w:color w:val="0000EE"/>
-            <w:u w:val="single"/>
-          </w:rPr>
-          <w:t>但1:1–2</w:t>
-        </w:r>
-      </w:hyperlink>
+      <w:r>
+        <w:rPr>
+          <w:lang w:val="zh_TW" w:bidi="zh_TW"/>
+        </w:rPr>
+        <w:t>但1:1–2</w:t>
+      </w:r>
       <w:r>
         <w:rPr>
           <w:lang w:val="zh_TW" w:bidi="zh_TW"/>
         </w:rPr>
         <w:t>）。他擄走一些聖殿的器皿和猶大的年輕領袖，其中包括但以理和他的三位朋友。尼布甲尼撒在公元前597年再次攻陷耶路撒冷（</w:t>
       </w:r>
-      <w:hyperlink r:id="rId15">
-        <w:r>
-          <w:rPr>
-            <w:lang w:val="zh_TW" w:bidi="zh_TW"/>
-          </w:rPr>
-          <w:rPr>
-            <w:color w:val="0000EE"/>
-            <w:u w:val="single"/>
-          </w:rPr>
-          <w:t>王下24:10–17</w:t>
-        </w:r>
-      </w:hyperlink>
+      <w:r>
+        <w:rPr>
+          <w:lang w:val="zh_TW" w:bidi="zh_TW"/>
+        </w:rPr>
+        <w:t>王下24:10–17</w:t>
+      </w:r>
       <w:r>
         <w:rPr>
           <w:lang w:val="zh_TW" w:bidi="zh_TW"/>
         </w:rPr>
         <w:t>）。公元前588年他圍攻耶路撒冷，並在公元前586年摧毀了城市和聖殿，將大部分剩下的人擄走（</w:t>
       </w:r>
-      <w:hyperlink r:id="rId16">
-        <w:r>
-          <w:rPr>
-            <w:lang w:val="zh_TW" w:bidi="zh_TW"/>
-          </w:rPr>
-          <w:rPr>
-            <w:color w:val="0000EE"/>
-            <w:u w:val="single"/>
-          </w:rPr>
-          <w:t>王下25:1–21</w:t>
-        </w:r>
-      </w:hyperlink>
+      <w:r>
+        <w:rPr>
+          <w:lang w:val="zh_TW" w:bidi="zh_TW"/>
+        </w:rPr>
+        <w:t>王下25:1–21</w:t>
+      </w:r>
       <w:r>
         <w:rPr>
           <w:lang w:val="zh_TW" w:bidi="zh_TW"/>
@@ -347,36 +323,24 @@
         </w:rPr>
         <w:t>但以理書對尼布甲尼撒有詳細且有趣的描述。他將但以理和他的朋友帶到巴比倫，以巴比倫的方式教育他們。然而，神使用但以理教導尼布甲尼撒關於神的事。因著他極大的驕傲而受到教訓之後（</w:t>
       </w:r>
-      <w:hyperlink r:id="rId17">
-        <w:r>
-          <w:rPr>
-            <w:lang w:val="zh_TW" w:bidi="zh_TW"/>
-          </w:rPr>
-          <w:rPr>
-            <w:color w:val="0000EE"/>
-            <w:u w:val="single"/>
-          </w:rPr>
-          <w:t>但4:28–33</w:t>
-        </w:r>
-      </w:hyperlink>
+      <w:r>
+        <w:rPr>
+          <w:lang w:val="zh_TW" w:bidi="zh_TW"/>
+        </w:rPr>
+        <w:t>但4:28–33</w:t>
+      </w:r>
       <w:r>
         <w:rPr>
           <w:lang w:val="zh_TW" w:bidi="zh_TW"/>
         </w:rPr>
         <w:t>），尼布甲尼撒承認了耶和華的主權和能力（</w:t>
       </w:r>
-      <w:hyperlink r:id="rId18">
-        <w:r>
-          <w:rPr>
-            <w:lang w:val="zh_TW" w:bidi="zh_TW"/>
-          </w:rPr>
-          <w:rPr>
-            <w:color w:val="0000EE"/>
-            <w:u w:val="single"/>
-          </w:rPr>
-          <w:t>但4:34–37</w:t>
-        </w:r>
-      </w:hyperlink>
+      <w:r>
+        <w:rPr>
+          <w:lang w:val="zh_TW" w:bidi="zh_TW"/>
+        </w:rPr>
+        <w:t>但4:34–37</w:t>
+      </w:r>
       <w:r>
         <w:rPr>
           <w:lang w:val="zh_TW" w:bidi="zh_TW"/>
@@ -406,468 +370,312 @@
           <w:lang w:val="zh_TW" w:bidi="zh_TW"/>
         </w:rPr>
       </w:r>
-      <w:hyperlink r:id="rId19">
-        <w:r>
-          <w:rPr>
-            <w:lang w:val="zh_TW" w:bidi="zh_TW"/>
-          </w:rPr>
-          <w:rPr>
-            <w:color w:val="0000EE"/>
-            <w:u w:val="single"/>
-          </w:rPr>
-          <w:t>王下24:1–25:30</w:t>
-        </w:r>
-      </w:hyperlink>
+      <w:r>
+        <w:rPr>
+          <w:lang w:val="zh_TW" w:bidi="zh_TW"/>
+        </w:rPr>
+        <w:t>王下24:1–25:30</w:t>
+      </w:r>
       <w:r>
         <w:rPr>
           <w:lang w:val="zh_TW" w:bidi="zh_TW"/>
         </w:rPr>
         <w:t>；</w:t>
       </w:r>
-      <w:hyperlink r:id="rId20">
-        <w:r>
-          <w:rPr>
-            <w:lang w:val="zh_TW" w:bidi="zh_TW"/>
-          </w:rPr>
-          <w:rPr>
-            <w:color w:val="0000EE"/>
-            <w:u w:val="single"/>
-          </w:rPr>
-          <w:t>代下36:6–21</w:t>
-        </w:r>
-      </w:hyperlink>
+      <w:r>
+        <w:rPr>
+          <w:lang w:val="zh_TW" w:bidi="zh_TW"/>
+        </w:rPr>
+        <w:t>代下36:6–21</w:t>
+      </w:r>
       <w:r>
         <w:rPr>
           <w:lang w:val="zh_TW" w:bidi="zh_TW"/>
         </w:rPr>
         <w:t>；</w:t>
       </w:r>
-      <w:hyperlink r:id="rId21">
-        <w:r>
-          <w:rPr>
-            <w:lang w:val="zh_TW" w:bidi="zh_TW"/>
-          </w:rPr>
-          <w:rPr>
-            <w:color w:val="0000EE"/>
-            <w:u w:val="single"/>
-          </w:rPr>
-          <w:t>耶21:1–10</w:t>
-        </w:r>
-      </w:hyperlink>
+      <w:r>
+        <w:rPr>
+          <w:lang w:val="zh_TW" w:bidi="zh_TW"/>
+        </w:rPr>
+        <w:t>耶21:1–10</w:t>
+      </w:r>
       <w:r>
         <w:rPr>
           <w:lang w:val="zh_TW" w:bidi="zh_TW"/>
         </w:rPr>
         <w:t>，</w:t>
       </w:r>
-      <w:hyperlink r:id="rId22">
-        <w:r>
-          <w:rPr>
-            <w:lang w:val="zh_TW" w:bidi="zh_TW"/>
-          </w:rPr>
-          <w:rPr>
-            <w:color w:val="0000EE"/>
-            <w:u w:val="single"/>
-          </w:rPr>
-          <w:t>22:24–27</w:t>
-        </w:r>
-      </w:hyperlink>
+      <w:r>
+        <w:rPr>
+          <w:lang w:val="zh_TW" w:bidi="zh_TW"/>
+        </w:rPr>
+        <w:t>22:24–27</w:t>
+      </w:r>
       <w:r>
         <w:rPr>
           <w:lang w:val="zh_TW" w:bidi="zh_TW"/>
         </w:rPr>
         <w:t>，</w:t>
       </w:r>
-      <w:hyperlink r:id="rId23">
-        <w:r>
-          <w:rPr>
-            <w:lang w:val="zh_TW" w:bidi="zh_TW"/>
-          </w:rPr>
-          <w:rPr>
-            <w:color w:val="0000EE"/>
-            <w:u w:val="single"/>
-          </w:rPr>
-          <w:t>24:1</w:t>
-        </w:r>
-      </w:hyperlink>
+      <w:r>
+        <w:rPr>
+          <w:lang w:val="zh_TW" w:bidi="zh_TW"/>
+        </w:rPr>
+        <w:t>24:1</w:t>
+      </w:r>
       <w:r>
         <w:rPr>
           <w:lang w:val="zh_TW" w:bidi="zh_TW"/>
         </w:rPr>
         <w:t>，</w:t>
       </w:r>
-      <w:hyperlink r:id="rId24">
-        <w:r>
-          <w:rPr>
-            <w:lang w:val="zh_TW" w:bidi="zh_TW"/>
-          </w:rPr>
-          <w:rPr>
-            <w:color w:val="0000EE"/>
-            <w:u w:val="single"/>
-          </w:rPr>
-          <w:t>25:1–14</w:t>
-        </w:r>
-      </w:hyperlink>
+      <w:r>
+        <w:rPr>
+          <w:lang w:val="zh_TW" w:bidi="zh_TW"/>
+        </w:rPr>
+        <w:t>25:1–14</w:t>
+      </w:r>
       <w:r>
         <w:rPr>
           <w:lang w:val="zh_TW" w:bidi="zh_TW"/>
         </w:rPr>
         <w:t>，</w:t>
       </w:r>
-      <w:hyperlink r:id="rId25">
-        <w:r>
-          <w:rPr>
-            <w:lang w:val="zh_TW" w:bidi="zh_TW"/>
-          </w:rPr>
-          <w:rPr>
-            <w:color w:val="0000EE"/>
-            <w:u w:val="single"/>
-          </w:rPr>
-          <w:t>27:4–8</w:t>
-        </w:r>
-      </w:hyperlink>
+      <w:r>
+        <w:rPr>
+          <w:lang w:val="zh_TW" w:bidi="zh_TW"/>
+        </w:rPr>
+        <w:t>27:4–8</w:t>
+      </w:r>
       <w:r>
         <w:rPr>
           <w:lang w:val="zh_TW" w:bidi="zh_TW"/>
         </w:rPr>
         <w:t>，</w:t>
       </w:r>
-      <w:hyperlink r:id="rId26">
-        <w:r>
-          <w:rPr>
-            <w:lang w:val="zh_TW" w:bidi="zh_TW"/>
-          </w:rPr>
-          <w:rPr>
-            <w:color w:val="0000EE"/>
-            <w:u w:val="single"/>
-          </w:rPr>
-          <w:t>28:14</w:t>
-        </w:r>
-      </w:hyperlink>
+      <w:r>
+        <w:rPr>
+          <w:lang w:val="zh_TW" w:bidi="zh_TW"/>
+        </w:rPr>
+        <w:t>28:14</w:t>
+      </w:r>
       <w:r>
         <w:rPr>
           <w:lang w:val="zh_TW" w:bidi="zh_TW"/>
         </w:rPr>
         <w:t>，</w:t>
       </w:r>
-      <w:hyperlink r:id="rId27">
-        <w:r>
-          <w:rPr>
-            <w:lang w:val="zh_TW" w:bidi="zh_TW"/>
-          </w:rPr>
-          <w:rPr>
-            <w:color w:val="0000EE"/>
-            <w:u w:val="single"/>
-          </w:rPr>
-          <w:t>29:1–23</w:t>
-        </w:r>
-      </w:hyperlink>
+      <w:r>
+        <w:rPr>
+          <w:lang w:val="zh_TW" w:bidi="zh_TW"/>
+        </w:rPr>
+        <w:t>29:1–23</w:t>
+      </w:r>
       <w:r>
         <w:rPr>
           <w:lang w:val="zh_TW" w:bidi="zh_TW"/>
         </w:rPr>
         <w:t>，</w:t>
       </w:r>
-      <w:hyperlink r:id="rId28">
-        <w:r>
-          <w:rPr>
-            <w:lang w:val="zh_TW" w:bidi="zh_TW"/>
-          </w:rPr>
-          <w:rPr>
-            <w:color w:val="0000EE"/>
-            <w:u w:val="single"/>
-          </w:rPr>
-          <w:t>32:1–5</w:t>
-        </w:r>
-      </w:hyperlink>
+      <w:r>
+        <w:rPr>
+          <w:lang w:val="zh_TW" w:bidi="zh_TW"/>
+        </w:rPr>
+        <w:t>32:1–5</w:t>
+      </w:r>
       <w:r>
         <w:rPr>
           <w:lang w:val="zh_TW" w:bidi="zh_TW"/>
         </w:rPr>
         <w:t>，</w:t>
       </w:r>
-      <w:hyperlink r:id="rId29">
-        <w:r>
-          <w:rPr>
-            <w:lang w:val="zh_TW" w:bidi="zh_TW"/>
-          </w:rPr>
-          <w:rPr>
-            <w:color w:val="0000EE"/>
-            <w:u w:val="single"/>
-          </w:rPr>
-          <w:t>26–31</w:t>
-        </w:r>
-      </w:hyperlink>
+      <w:r>
+        <w:rPr>
+          <w:lang w:val="zh_TW" w:bidi="zh_TW"/>
+        </w:rPr>
+        <w:t>26–31</w:t>
+      </w:r>
       <w:r>
         <w:rPr>
           <w:lang w:val="zh_TW" w:bidi="zh_TW"/>
         </w:rPr>
         <w:t>，</w:t>
       </w:r>
-      <w:hyperlink r:id="rId30">
-        <w:r>
-          <w:rPr>
-            <w:lang w:val="zh_TW" w:bidi="zh_TW"/>
-          </w:rPr>
-          <w:rPr>
-            <w:color w:val="0000EE"/>
-            <w:u w:val="single"/>
-          </w:rPr>
-          <w:t>34:1–3</w:t>
-        </w:r>
-      </w:hyperlink>
+      <w:r>
+        <w:rPr>
+          <w:lang w:val="zh_TW" w:bidi="zh_TW"/>
+        </w:rPr>
+        <w:t>34:1–3</w:t>
+      </w:r>
       <w:r>
         <w:rPr>
           <w:lang w:val="zh_TW" w:bidi="zh_TW"/>
         </w:rPr>
         <w:t>，</w:t>
       </w:r>
-      <w:hyperlink r:id="rId31">
-        <w:r>
-          <w:rPr>
-            <w:lang w:val="zh_TW" w:bidi="zh_TW"/>
-          </w:rPr>
-          <w:rPr>
-            <w:color w:val="0000EE"/>
-            <w:u w:val="single"/>
-          </w:rPr>
-          <w:t>37:1</w:t>
-        </w:r>
-      </w:hyperlink>
+      <w:r>
+        <w:rPr>
+          <w:lang w:val="zh_TW" w:bidi="zh_TW"/>
+        </w:rPr>
+        <w:t>37:1</w:t>
+      </w:r>
       <w:r>
         <w:rPr>
           <w:lang w:val="zh_TW" w:bidi="zh_TW"/>
         </w:rPr>
         <w:t>，</w:t>
       </w:r>
-      <w:hyperlink r:id="rId32">
-        <w:r>
-          <w:rPr>
-            <w:lang w:val="zh_TW" w:bidi="zh_TW"/>
-          </w:rPr>
-          <w:rPr>
-            <w:color w:val="0000EE"/>
-            <w:u w:val="single"/>
-          </w:rPr>
-          <w:t>39:1–14</w:t>
-        </w:r>
-      </w:hyperlink>
+      <w:r>
+        <w:rPr>
+          <w:lang w:val="zh_TW" w:bidi="zh_TW"/>
+        </w:rPr>
+        <w:t>39:1–14</w:t>
+      </w:r>
       <w:r>
         <w:rPr>
           <w:lang w:val="zh_TW" w:bidi="zh_TW"/>
         </w:rPr>
         <w:t>，</w:t>
       </w:r>
-      <w:hyperlink r:id="rId33">
-        <w:r>
-          <w:rPr>
-            <w:lang w:val="zh_TW" w:bidi="zh_TW"/>
-          </w:rPr>
-          <w:rPr>
-            <w:color w:val="0000EE"/>
-            <w:u w:val="single"/>
-          </w:rPr>
-          <w:t>43:10–13</w:t>
-        </w:r>
-      </w:hyperlink>
+      <w:r>
+        <w:rPr>
+          <w:lang w:val="zh_TW" w:bidi="zh_TW"/>
+        </w:rPr>
+        <w:t>43:10–13</w:t>
+      </w:r>
       <w:r>
         <w:rPr>
           <w:lang w:val="zh_TW" w:bidi="zh_TW"/>
         </w:rPr>
         <w:t>，</w:t>
       </w:r>
-      <w:hyperlink r:id="rId34">
-        <w:r>
-          <w:rPr>
-            <w:lang w:val="zh_TW" w:bidi="zh_TW"/>
-          </w:rPr>
-          <w:rPr>
-            <w:color w:val="0000EE"/>
-            <w:u w:val="single"/>
-          </w:rPr>
-          <w:t>46:2</w:t>
-        </w:r>
-      </w:hyperlink>
+      <w:r>
+        <w:rPr>
+          <w:lang w:val="zh_TW" w:bidi="zh_TW"/>
+        </w:rPr>
+        <w:t>46:2</w:t>
+      </w:r>
       <w:r>
         <w:rPr>
           <w:lang w:val="zh_TW" w:bidi="zh_TW"/>
         </w:rPr>
         <w:t>、</w:t>
       </w:r>
-      <w:hyperlink r:id="rId35">
-        <w:r>
-          <w:rPr>
-            <w:lang w:val="zh_TW" w:bidi="zh_TW"/>
-          </w:rPr>
-          <w:rPr>
-            <w:color w:val="0000EE"/>
-            <w:u w:val="single"/>
-          </w:rPr>
-          <w:t>13–26</w:t>
-        </w:r>
-      </w:hyperlink>
+      <w:r>
+        <w:rPr>
+          <w:lang w:val="zh_TW" w:bidi="zh_TW"/>
+        </w:rPr>
+        <w:t>13–26</w:t>
+      </w:r>
       <w:r>
         <w:rPr>
           <w:lang w:val="zh_TW" w:bidi="zh_TW"/>
         </w:rPr>
         <w:t>，</w:t>
       </w:r>
-      <w:hyperlink r:id="rId36">
-        <w:r>
-          <w:rPr>
-            <w:lang w:val="zh_TW" w:bidi="zh_TW"/>
-          </w:rPr>
-          <w:rPr>
-            <w:color w:val="0000EE"/>
-            <w:u w:val="single"/>
-          </w:rPr>
-          <w:t>49:28–33</w:t>
-        </w:r>
-      </w:hyperlink>
+      <w:r>
+        <w:rPr>
+          <w:lang w:val="zh_TW" w:bidi="zh_TW"/>
+        </w:rPr>
+        <w:t>49:28–33</w:t>
+      </w:r>
       <w:r>
         <w:rPr>
           <w:lang w:val="zh_TW" w:bidi="zh_TW"/>
         </w:rPr>
         <w:t>，</w:t>
       </w:r>
-      <w:hyperlink r:id="rId37">
-        <w:r>
-          <w:rPr>
-            <w:lang w:val="zh_TW" w:bidi="zh_TW"/>
-          </w:rPr>
-          <w:rPr>
-            <w:color w:val="0000EE"/>
-            <w:u w:val="single"/>
-          </w:rPr>
-          <w:t>50:17</w:t>
-        </w:r>
-      </w:hyperlink>
+      <w:r>
+        <w:rPr>
+          <w:lang w:val="zh_TW" w:bidi="zh_TW"/>
+        </w:rPr>
+        <w:t>50:17</w:t>
+      </w:r>
       <w:r>
         <w:rPr>
           <w:lang w:val="zh_TW" w:bidi="zh_TW"/>
         </w:rPr>
         <w:t>，</w:t>
       </w:r>
-      <w:hyperlink r:id="rId38">
-        <w:r>
-          <w:rPr>
-            <w:lang w:val="zh_TW" w:bidi="zh_TW"/>
-          </w:rPr>
-          <w:rPr>
-            <w:color w:val="0000EE"/>
-            <w:u w:val="single"/>
-          </w:rPr>
-          <w:t>51:34</w:t>
-        </w:r>
-      </w:hyperlink>
+      <w:r>
+        <w:rPr>
+          <w:lang w:val="zh_TW" w:bidi="zh_TW"/>
+        </w:rPr>
+        <w:t>51:34</w:t>
+      </w:r>
       <w:r>
         <w:rPr>
           <w:lang w:val="zh_TW" w:bidi="zh_TW"/>
         </w:rPr>
         <w:t>，</w:t>
       </w:r>
-      <w:hyperlink r:id="rId39">
-        <w:r>
-          <w:rPr>
-            <w:lang w:val="zh_TW" w:bidi="zh_TW"/>
-          </w:rPr>
-          <w:rPr>
-            <w:color w:val="0000EE"/>
-            <w:u w:val="single"/>
-          </w:rPr>
-          <w:t>52:4–16</w:t>
-        </w:r>
-      </w:hyperlink>
+      <w:r>
+        <w:rPr>
+          <w:lang w:val="zh_TW" w:bidi="zh_TW"/>
+        </w:rPr>
+        <w:t>52:4–16</w:t>
+      </w:r>
       <w:r>
         <w:rPr>
           <w:lang w:val="zh_TW" w:bidi="zh_TW"/>
         </w:rPr>
         <w:t>、</w:t>
       </w:r>
-      <w:hyperlink r:id="rId40">
-        <w:r>
-          <w:rPr>
-            <w:lang w:val="zh_TW" w:bidi="zh_TW"/>
-          </w:rPr>
-          <w:rPr>
-            <w:color w:val="0000EE"/>
-            <w:u w:val="single"/>
-          </w:rPr>
-          <w:t>28–30</w:t>
-        </w:r>
-      </w:hyperlink>
+      <w:r>
+        <w:rPr>
+          <w:lang w:val="zh_TW" w:bidi="zh_TW"/>
+        </w:rPr>
+        <w:t>28–30</w:t>
+      </w:r>
       <w:r>
         <w:rPr>
           <w:lang w:val="zh_TW" w:bidi="zh_TW"/>
         </w:rPr>
         <w:t>；</w:t>
       </w:r>
-      <w:hyperlink r:id="rId41">
-        <w:r>
-          <w:rPr>
-            <w:lang w:val="zh_TW" w:bidi="zh_TW"/>
-          </w:rPr>
-          <w:rPr>
-            <w:color w:val="0000EE"/>
-            <w:u w:val="single"/>
-          </w:rPr>
-          <w:t>結26:7</w:t>
-        </w:r>
-      </w:hyperlink>
+      <w:r>
+        <w:rPr>
+          <w:lang w:val="zh_TW" w:bidi="zh_TW"/>
+        </w:rPr>
+        <w:t>結26:7</w:t>
+      </w:r>
       <w:r>
         <w:rPr>
           <w:lang w:val="zh_TW" w:bidi="zh_TW"/>
         </w:rPr>
         <w:t>，</w:t>
       </w:r>
-      <w:hyperlink r:id="rId42">
-        <w:r>
-          <w:rPr>
-            <w:lang w:val="zh_TW" w:bidi="zh_TW"/>
-          </w:rPr>
-          <w:rPr>
-            <w:color w:val="0000EE"/>
-            <w:u w:val="single"/>
-          </w:rPr>
-          <w:t>29:18–20</w:t>
-        </w:r>
-      </w:hyperlink>
+      <w:r>
+        <w:rPr>
+          <w:lang w:val="zh_TW" w:bidi="zh_TW"/>
+        </w:rPr>
+        <w:t>29:18–20</w:t>
+      </w:r>
       <w:r>
         <w:rPr>
           <w:lang w:val="zh_TW" w:bidi="zh_TW"/>
         </w:rPr>
         <w:t>，</w:t>
       </w:r>
-      <w:hyperlink r:id="rId43">
-        <w:r>
-          <w:rPr>
-            <w:lang w:val="zh_TW" w:bidi="zh_TW"/>
-          </w:rPr>
-          <w:rPr>
-            <w:color w:val="0000EE"/>
-            <w:u w:val="single"/>
-          </w:rPr>
-          <w:t>30:10–11</w:t>
-        </w:r>
-      </w:hyperlink>
+      <w:r>
+        <w:rPr>
+          <w:lang w:val="zh_TW" w:bidi="zh_TW"/>
+        </w:rPr>
+        <w:t>30:10–11</w:t>
+      </w:r>
       <w:r>
         <w:rPr>
           <w:lang w:val="zh_TW" w:bidi="zh_TW"/>
         </w:rPr>
         <w:t>；</w:t>
       </w:r>
-      <w:hyperlink r:id="rId44">
-        <w:r>
-          <w:rPr>
-            <w:lang w:val="zh_TW" w:bidi="zh_TW"/>
-          </w:rPr>
-          <w:rPr>
-            <w:color w:val="0000EE"/>
-            <w:u w:val="single"/>
-          </w:rPr>
-          <w:t>但1:1–4:37</w:t>
-        </w:r>
-      </w:hyperlink>
+      <w:r>
+        <w:rPr>
+          <w:lang w:val="zh_TW" w:bidi="zh_TW"/>
+        </w:rPr>
+        <w:t>但1:1–4:37</w:t>
+      </w:r>
       <w:r>
         <w:rPr>
           <w:lang w:val="zh_TW" w:bidi="zh_TW"/>
@@ -916,18 +724,12 @@
         </w:rPr>
         <w:t>尼哥德慕是受人尊敬的猶太法利賽人（</w:t>
       </w:r>
-      <w:hyperlink r:id="rId45">
-        <w:r>
-          <w:rPr>
-            <w:lang w:val="zh_TW" w:bidi="zh_TW"/>
-          </w:rPr>
-          <w:rPr>
-            <w:color w:val="0000EE"/>
-            <w:u w:val="single"/>
-          </w:rPr>
-          <w:t>約3:1</w:t>
-        </w:r>
-      </w:hyperlink>
+      <w:r>
+        <w:rPr>
+          <w:lang w:val="zh_TW" w:bidi="zh_TW"/>
+        </w:rPr>
+        <w:t>約3:1</w:t>
+      </w:r>
       <w:r>
         <w:rPr>
           <w:lang w:val="zh_TW" w:bidi="zh_TW"/>
@@ -948,18 +750,12 @@
         </w:rPr>
         <w:t>尼哥德慕對耶穌的權柄和神蹟感到希奇。因此，他在夜裡秘密拜訪耶穌，以了解更多關於耶穌的事。耶穌告訴尼哥德慕，他必須重生才能進入神的國（</w:t>
       </w:r>
-      <w:hyperlink r:id="rId46">
-        <w:r>
-          <w:rPr>
-            <w:lang w:val="zh_TW" w:bidi="zh_TW"/>
-          </w:rPr>
-          <w:rPr>
-            <w:color w:val="0000EE"/>
-            <w:u w:val="single"/>
-          </w:rPr>
-          <w:t>約3:1–8</w:t>
-        </w:r>
-      </w:hyperlink>
+      <w:r>
+        <w:rPr>
+          <w:lang w:val="zh_TW" w:bidi="zh_TW"/>
+        </w:rPr>
+        <w:t>約3:1–8</w:t>
+      </w:r>
       <w:r>
         <w:rPr>
           <w:lang w:val="zh_TW" w:bidi="zh_TW"/>
@@ -980,36 +776,24 @@
         </w:rPr>
         <w:t>後來，他強烈主張耶穌應該得到公正的審判（</w:t>
       </w:r>
-      <w:hyperlink r:id="rId47">
-        <w:r>
-          <w:rPr>
-            <w:lang w:val="zh_TW" w:bidi="zh_TW"/>
-          </w:rPr>
-          <w:rPr>
-            <w:color w:val="0000EE"/>
-            <w:u w:val="single"/>
-          </w:rPr>
-          <w:t>約7:50–51</w:t>
-        </w:r>
-      </w:hyperlink>
+      <w:r>
+        <w:rPr>
+          <w:lang w:val="zh_TW" w:bidi="zh_TW"/>
+        </w:rPr>
+        <w:t>約7:50–51</w:t>
+      </w:r>
       <w:r>
         <w:rPr>
           <w:lang w:val="zh_TW" w:bidi="zh_TW"/>
         </w:rPr>
         <w:t>），與猶太公會的同僚不同。耶穌死在十字架上之後，他購買七十五磅昂貴的香膏用於安葬。他把香膏帶到墓地，並協助亞利馬太的約瑟安葬耶穌（</w:t>
       </w:r>
-      <w:hyperlink r:id="rId48">
-        <w:r>
-          <w:rPr>
-            <w:lang w:val="zh_TW" w:bidi="zh_TW"/>
-          </w:rPr>
-          <w:rPr>
-            <w:color w:val="0000EE"/>
-            <w:u w:val="single"/>
-          </w:rPr>
-          <w:t>約19:39–42</w:t>
-        </w:r>
-      </w:hyperlink>
+      <w:r>
+        <w:rPr>
+          <w:lang w:val="zh_TW" w:bidi="zh_TW"/>
+        </w:rPr>
+        <w:t>約19:39–42</w:t>
+      </w:r>
       <w:r>
         <w:rPr>
           <w:lang w:val="zh_TW" w:bidi="zh_TW"/>
@@ -1039,54 +823,36 @@
           <w:lang w:val="zh_TW" w:bidi="zh_TW"/>
         </w:rPr>
       </w:r>
-      <w:hyperlink r:id="rId49">
-        <w:r>
-          <w:rPr>
-            <w:lang w:val="zh_TW" w:bidi="zh_TW"/>
-          </w:rPr>
-          <w:rPr>
-            <w:color w:val="0000EE"/>
-            <w:u w:val="single"/>
-          </w:rPr>
-          <w:t>約3:1–9</w:t>
-        </w:r>
-      </w:hyperlink>
+      <w:r>
+        <w:rPr>
+          <w:lang w:val="zh_TW" w:bidi="zh_TW"/>
+        </w:rPr>
+        <w:t>約3:1–9</w:t>
+      </w:r>
       <w:r>
         <w:rPr>
           <w:lang w:val="zh_TW" w:bidi="zh_TW"/>
         </w:rPr>
         <w:t>，</w:t>
       </w:r>
-      <w:hyperlink r:id="rId50">
-        <w:r>
-          <w:rPr>
-            <w:lang w:val="zh_TW" w:bidi="zh_TW"/>
-          </w:rPr>
-          <w:rPr>
-            <w:color w:val="0000EE"/>
-            <w:u w:val="single"/>
-          </w:rPr>
-          <w:t>7:50</w:t>
-        </w:r>
-      </w:hyperlink>
+      <w:r>
+        <w:rPr>
+          <w:lang w:val="zh_TW" w:bidi="zh_TW"/>
+        </w:rPr>
+        <w:t>7:50</w:t>
+      </w:r>
       <w:r>
         <w:rPr>
           <w:lang w:val="zh_TW" w:bidi="zh_TW"/>
         </w:rPr>
         <w:t>，</w:t>
       </w:r>
-      <w:hyperlink r:id="rId48">
-        <w:r>
-          <w:rPr>
-            <w:lang w:val="zh_TW" w:bidi="zh_TW"/>
-          </w:rPr>
-          <w:rPr>
-            <w:color w:val="0000EE"/>
-            <w:u w:val="single"/>
-          </w:rPr>
-          <w:t>19:39–42</w:t>
-        </w:r>
-      </w:hyperlink>
+      <w:r>
+        <w:rPr>
+          <w:lang w:val="zh_TW" w:bidi="zh_TW"/>
+        </w:rPr>
+        <w:t>19:39–42</w:t>
+      </w:r>
       <w:r>
         <w:rPr>
           <w:lang w:val="zh_TW" w:bidi="zh_TW"/>
@@ -1197,18 +963,12 @@
         </w:rPr>
         <w:t>的」（</w:t>
       </w:r>
-      <w:hyperlink r:id="rId51">
-        <w:r>
-          <w:rPr>
-            <w:lang w:val="zh_TW" w:bidi="zh_TW"/>
-          </w:rPr>
-          <w:rPr>
-            <w:color w:val="0000EE"/>
-            <w:u w:val="single"/>
-          </w:rPr>
-          <w:t>羅13:1</w:t>
-        </w:r>
-      </w:hyperlink>
+      <w:r>
+        <w:rPr>
+          <w:lang w:val="zh_TW" w:bidi="zh_TW"/>
+        </w:rPr>
+        <w:t>羅13:1</w:t>
+      </w:r>
       <w:r>
         <w:rPr>
           <w:lang w:val="zh_TW" w:bidi="zh_TW"/>
@@ -1229,18 +989,12 @@
         </w:rPr>
         <w:t>尼祿最糟糕的行為發生在公元59年（同年保羅向凱撒上訴，</w:t>
       </w:r>
-      <w:hyperlink r:id="rId52">
-        <w:r>
-          <w:rPr>
-            <w:lang w:val="zh_TW" w:bidi="zh_TW"/>
-          </w:rPr>
-          <w:rPr>
-            <w:color w:val="0000EE"/>
-            <w:u w:val="single"/>
-          </w:rPr>
-          <w:t>徒25:11</w:t>
-        </w:r>
-      </w:hyperlink>
+      <w:r>
+        <w:rPr>
+          <w:lang w:val="zh_TW" w:bidi="zh_TW"/>
+        </w:rPr>
+        <w:t>徒25:11</w:t>
+      </w:r>
       <w:r>
         <w:rPr>
           <w:lang w:val="zh_TW" w:bidi="zh_TW"/>
@@ -1344,18 +1098,12 @@
           <w:lang w:val="zh_TW" w:bidi="zh_TW"/>
         </w:rPr>
       </w:r>
-      <w:hyperlink r:id="rId53">
-        <w:r>
-          <w:rPr>
-            <w:lang w:val="zh_TW" w:bidi="zh_TW"/>
-          </w:rPr>
-          <w:rPr>
-            <w:color w:val="0000EE"/>
-            <w:u w:val="single"/>
-          </w:rPr>
-          <w:t>羅13:1–7</w:t>
-        </w:r>
-      </w:hyperlink>
+      <w:r>
+        <w:rPr>
+          <w:lang w:val="zh_TW" w:bidi="zh_TW"/>
+        </w:rPr>
+        <w:t>羅13:1–7</w:t>
+      </w:r>
       <w:r>
         <w:rPr>
           <w:lang w:val="zh_TW" w:bidi="zh_TW"/>
@@ -1418,18 +1166,12 @@
         </w:rPr>
         <w:t>尼希米返回猶大之前，擔任波斯王亞達薛西一世的酒政。亞達薛西一世在公元前465年到424年在位。酒政負責品嚐酒，確保酒沒有被下毒，然後將酒遞給王。他是一位受信任的臣宰。尼希米聽說耶路撒冷的惡劣情況後，心中悲哀；他向王請求獲准返回猶大，以幫助他的族人。王表示同意，並任命他為猶大總督，為期十二年，以幫助他的猶大同胞，並重建耶路撒冷的城牆（</w:t>
       </w:r>
-      <w:hyperlink r:id="rId54">
-        <w:r>
-          <w:rPr>
-            <w:lang w:val="zh_TW" w:bidi="zh_TW"/>
-          </w:rPr>
-          <w:rPr>
-            <w:color w:val="0000EE"/>
-            <w:u w:val="single"/>
-          </w:rPr>
-          <w:t>尼1:1–2:8</w:t>
-        </w:r>
-      </w:hyperlink>
+      <w:r>
+        <w:rPr>
+          <w:lang w:val="zh_TW" w:bidi="zh_TW"/>
+        </w:rPr>
+        <w:t>尼1:1–2:8</w:t>
+      </w:r>
       <w:r>
         <w:rPr>
           <w:lang w:val="zh_TW" w:bidi="zh_TW"/>
@@ -1464,108 +1206,72 @@
         </w:rPr>
         <w:t>尼希米有堅定的信心，從他的禱告及他信靠神的指引和幫助可以看出（</w:t>
       </w:r>
-      <w:hyperlink r:id="rId55">
-        <w:r>
-          <w:rPr>
-            <w:lang w:val="zh_TW" w:bidi="zh_TW"/>
-          </w:rPr>
-          <w:rPr>
-            <w:color w:val="0000EE"/>
-            <w:u w:val="single"/>
-          </w:rPr>
-          <w:t>尼1:4–11</w:t>
-        </w:r>
-      </w:hyperlink>
+      <w:r>
+        <w:rPr>
+          <w:lang w:val="zh_TW" w:bidi="zh_TW"/>
+        </w:rPr>
+        <w:t>尼1:4–11</w:t>
+      </w:r>
       <w:r>
         <w:rPr>
           <w:lang w:val="zh_TW" w:bidi="zh_TW"/>
         </w:rPr>
         <w:t>，</w:t>
       </w:r>
-      <w:hyperlink r:id="rId56">
-        <w:r>
-          <w:rPr>
-            <w:lang w:val="zh_TW" w:bidi="zh_TW"/>
-          </w:rPr>
-          <w:rPr>
-            <w:color w:val="0000EE"/>
-            <w:u w:val="single"/>
-          </w:rPr>
-          <w:t>2:4</w:t>
-        </w:r>
-      </w:hyperlink>
+      <w:r>
+        <w:rPr>
+          <w:lang w:val="zh_TW" w:bidi="zh_TW"/>
+        </w:rPr>
+        <w:t>2:4</w:t>
+      </w:r>
       <w:r>
         <w:rPr>
           <w:lang w:val="zh_TW" w:bidi="zh_TW"/>
         </w:rPr>
         <w:t>、</w:t>
       </w:r>
-      <w:hyperlink r:id="rId57">
-        <w:r>
-          <w:rPr>
-            <w:lang w:val="zh_TW" w:bidi="zh_TW"/>
-          </w:rPr>
-          <w:rPr>
-            <w:color w:val="0000EE"/>
-            <w:u w:val="single"/>
-          </w:rPr>
-          <w:t>8</w:t>
-        </w:r>
-      </w:hyperlink>
+      <w:r>
+        <w:rPr>
+          <w:lang w:val="zh_TW" w:bidi="zh_TW"/>
+        </w:rPr>
+        <w:t>8</w:t>
+      </w:r>
       <w:r>
         <w:rPr>
           <w:lang w:val="zh_TW" w:bidi="zh_TW"/>
         </w:rPr>
         <w:t>、</w:t>
       </w:r>
-      <w:hyperlink r:id="rId58">
-        <w:r>
-          <w:rPr>
-            <w:lang w:val="zh_TW" w:bidi="zh_TW"/>
-          </w:rPr>
-          <w:rPr>
-            <w:color w:val="0000EE"/>
-            <w:u w:val="single"/>
-          </w:rPr>
-          <w:t>18</w:t>
-        </w:r>
-      </w:hyperlink>
+      <w:r>
+        <w:rPr>
+          <w:lang w:val="zh_TW" w:bidi="zh_TW"/>
+        </w:rPr>
+        <w:t>18</w:t>
+      </w:r>
       <w:r>
         <w:rPr>
           <w:lang w:val="zh_TW" w:bidi="zh_TW"/>
         </w:rPr>
         <w:t>、</w:t>
       </w:r>
-      <w:hyperlink r:id="rId59">
-        <w:r>
-          <w:rPr>
-            <w:lang w:val="zh_TW" w:bidi="zh_TW"/>
-          </w:rPr>
-          <w:rPr>
-            <w:color w:val="0000EE"/>
-            <w:u w:val="single"/>
-          </w:rPr>
-          <w:t>20</w:t>
-        </w:r>
-      </w:hyperlink>
+      <w:r>
+        <w:rPr>
+          <w:lang w:val="zh_TW" w:bidi="zh_TW"/>
+        </w:rPr>
+        <w:t>20</w:t>
+      </w:r>
       <w:r>
         <w:rPr>
           <w:lang w:val="zh_TW" w:bidi="zh_TW"/>
         </w:rPr>
         <w:t>）。他也支持經濟方面的公義。他批評富有的猶大人利用糧食短缺的情況，向較貧窮的親族收取高額利息。他樹立了更好行為的榜樣（</w:t>
       </w:r>
-      <w:hyperlink r:id="rId60">
-        <w:r>
-          <w:rPr>
-            <w:lang w:val="zh_TW" w:bidi="zh_TW"/>
-          </w:rPr>
-          <w:rPr>
-            <w:color w:val="0000EE"/>
-            <w:u w:val="single"/>
-          </w:rPr>
-          <w:t>尼5</w:t>
-        </w:r>
-      </w:hyperlink>
+      <w:r>
+        <w:rPr>
+          <w:lang w:val="zh_TW" w:bidi="zh_TW"/>
+        </w:rPr>
+        <w:t>尼5</w:t>
+      </w:r>
       <w:r>
         <w:rPr>
           <w:lang w:val="zh_TW" w:bidi="zh_TW"/>
@@ -1586,54 +1292,36 @@
         </w:rPr>
         <w:t>尼希米非常關心百姓的信仰。他親自挑戰那些娶了非猶大女子的弟兄（</w:t>
       </w:r>
-      <w:hyperlink r:id="rId61">
-        <w:r>
-          <w:rPr>
-            <w:lang w:val="zh_TW" w:bidi="zh_TW"/>
-          </w:rPr>
-          <w:rPr>
-            <w:color w:val="0000EE"/>
-            <w:u w:val="single"/>
-          </w:rPr>
-          <w:t>尼13:23–29</w:t>
-        </w:r>
-      </w:hyperlink>
+      <w:r>
+        <w:rPr>
+          <w:lang w:val="zh_TW" w:bidi="zh_TW"/>
+        </w:rPr>
+        <w:t>尼13:23–29</w:t>
+      </w:r>
       <w:r>
         <w:rPr>
           <w:lang w:val="zh_TW" w:bidi="zh_TW"/>
         </w:rPr>
         <w:t>）。他又致力於維護聖殿敬拜，曾帶領猶大百姓承諾，支持在聖殿供職的人並奉獻祭物（</w:t>
       </w:r>
-      <w:hyperlink r:id="rId62">
-        <w:r>
-          <w:rPr>
-            <w:lang w:val="zh_TW" w:bidi="zh_TW"/>
-          </w:rPr>
-          <w:rPr>
-            <w:color w:val="0000EE"/>
-            <w:u w:val="single"/>
-          </w:rPr>
-          <w:t>尼10:32–39</w:t>
-        </w:r>
-      </w:hyperlink>
+      <w:r>
+        <w:rPr>
+          <w:lang w:val="zh_TW" w:bidi="zh_TW"/>
+        </w:rPr>
+        <w:t>尼10:32–39</w:t>
+      </w:r>
       <w:r>
         <w:rPr>
           <w:lang w:val="zh_TW" w:bidi="zh_TW"/>
         </w:rPr>
         <w:t>）。他也改善百姓遵守安息日的情況（</w:t>
       </w:r>
-      <w:hyperlink r:id="rId63">
-        <w:r>
-          <w:rPr>
-            <w:lang w:val="zh_TW" w:bidi="zh_TW"/>
-          </w:rPr>
-          <w:rPr>
-            <w:color w:val="0000EE"/>
-            <w:u w:val="single"/>
-          </w:rPr>
-          <w:t>尼13:15–22</w:t>
-        </w:r>
-      </w:hyperlink>
+      <w:r>
+        <w:rPr>
+          <w:lang w:val="zh_TW" w:bidi="zh_TW"/>
+        </w:rPr>
+        <w:t>尼13:15–22</w:t>
+      </w:r>
       <w:r>
         <w:rPr>
           <w:lang w:val="zh_TW" w:bidi="zh_TW"/>
@@ -1654,18 +1342,12 @@
         </w:rPr>
         <w:t>雖然耶路撒冷的問題，在他的末期仍然存在（見</w:t>
       </w:r>
-      <w:hyperlink r:id="rId64">
-        <w:r>
-          <w:rPr>
-            <w:lang w:val="zh_TW" w:bidi="zh_TW"/>
-          </w:rPr>
-          <w:rPr>
-            <w:color w:val="0000EE"/>
-            <w:u w:val="single"/>
-          </w:rPr>
-          <w:t>尼13</w:t>
-        </w:r>
-      </w:hyperlink>
+      <w:r>
+        <w:rPr>
+          <w:lang w:val="zh_TW" w:bidi="zh_TW"/>
+        </w:rPr>
+        <w:t>尼13</w:t>
+      </w:r>
       <w:r>
         <w:rPr>
           <w:lang w:val="zh_TW" w:bidi="zh_TW"/>
@@ -1695,54 +1377,36 @@
           <w:lang w:val="zh_TW" w:bidi="zh_TW"/>
         </w:rPr>
       </w:r>
-      <w:hyperlink r:id="rId65">
-        <w:r>
-          <w:rPr>
-            <w:lang w:val="zh_TW" w:bidi="zh_TW"/>
-          </w:rPr>
-          <w:rPr>
-            <w:color w:val="0000EE"/>
-            <w:u w:val="single"/>
-          </w:rPr>
-          <w:t>尼1:1–7:73</w:t>
-        </w:r>
-      </w:hyperlink>
+      <w:r>
+        <w:rPr>
+          <w:lang w:val="zh_TW" w:bidi="zh_TW"/>
+        </w:rPr>
+        <w:t>尼1:1–7:73</w:t>
+      </w:r>
       <w:r>
         <w:rPr>
           <w:lang w:val="zh_TW" w:bidi="zh_TW"/>
         </w:rPr>
         <w:t>，</w:t>
       </w:r>
-      <w:hyperlink r:id="rId66">
-        <w:r>
-          <w:rPr>
-            <w:lang w:val="zh_TW" w:bidi="zh_TW"/>
-          </w:rPr>
-          <w:rPr>
-            <w:color w:val="0000EE"/>
-            <w:u w:val="single"/>
-          </w:rPr>
-          <w:t>8:9–10</w:t>
-        </w:r>
-      </w:hyperlink>
+      <w:r>
+        <w:rPr>
+          <w:lang w:val="zh_TW" w:bidi="zh_TW"/>
+        </w:rPr>
+        <w:t>8:9–10</w:t>
+      </w:r>
       <w:r>
         <w:rPr>
           <w:lang w:val="zh_TW" w:bidi="zh_TW"/>
         </w:rPr>
         <w:t>，</w:t>
       </w:r>
-      <w:hyperlink r:id="rId67">
-        <w:r>
-          <w:rPr>
-            <w:lang w:val="zh_TW" w:bidi="zh_TW"/>
-          </w:rPr>
-          <w:rPr>
-            <w:color w:val="0000EE"/>
-            <w:u w:val="single"/>
-          </w:rPr>
-          <w:t>10:1–13:31</w:t>
-        </w:r>
-      </w:hyperlink>
+      <w:r>
+        <w:rPr>
+          <w:lang w:val="zh_TW" w:bidi="zh_TW"/>
+        </w:rPr>
+        <w:t>10:1–13:31</w:t>
+      </w:r>
       <w:r>
         <w:rPr>
           <w:lang w:val="zh_TW" w:bidi="zh_TW"/>
